--- a/0-all/1-2025-2026/2-second-semester/7-G-7/10-week-10/4-worksheet/Computer Worksheet G7 W10.docx
+++ b/0-all/1-2025-2026/2-second-semester/7-G-7/10-week-10/4-worksheet/Computer Worksheet G7 W10.docx
@@ -239,7 +239,7 @@
             <w:pPr>
               <w:jc w:val="center"/>
               <w:rPr>
-                <w:rFonts w:asciiTheme="minorBidi" w:hAnsiTheme="minorBidi" w:hint="cs"/>
+                <w:rFonts w:asciiTheme="minorBidi" w:hAnsiTheme="minorBidi"/>
                 <w:b/>
                 <w:bCs/>
                 <w:rtl/>
@@ -526,7 +526,21 @@
           <w:sz w:val="40"/>
           <w:szCs w:val="40"/>
         </w:rPr>
-        <w:t xml:space="preserve">a. Treu </w:t>
+        <w:t>a. Tr</w:t>
+      </w:r>
+      <w:r>
+        <w:rPr>
+          <w:sz w:val="40"/>
+          <w:szCs w:val="40"/>
+        </w:rPr>
+        <w:t>ue</w:t>
+      </w:r>
+      <w:r>
+        <w:rPr>
+          <w:sz w:val="40"/>
+          <w:szCs w:val="40"/>
+        </w:rPr>
+        <w:t xml:space="preserve"> </w:t>
       </w:r>
       <w:r>
         <w:rPr>
@@ -608,7 +622,21 @@
           <w:sz w:val="40"/>
           <w:szCs w:val="40"/>
         </w:rPr>
-        <w:t xml:space="preserve">a. Treu </w:t>
+        <w:t>a. Tr</w:t>
+      </w:r>
+      <w:r>
+        <w:rPr>
+          <w:sz w:val="40"/>
+          <w:szCs w:val="40"/>
+        </w:rPr>
+        <w:t>ue</w:t>
+      </w:r>
+      <w:r>
+        <w:rPr>
+          <w:sz w:val="40"/>
+          <w:szCs w:val="40"/>
+        </w:rPr>
+        <w:t xml:space="preserve"> </w:t>
       </w:r>
       <w:r>
         <w:rPr>
@@ -690,14 +718,21 @@
           <w:sz w:val="40"/>
           <w:szCs w:val="40"/>
         </w:rPr>
+        <w:t xml:space="preserve"> a. Tr</w:t>
+      </w:r>
+      <w:r>
+        <w:rPr>
+          <w:sz w:val="40"/>
+          <w:szCs w:val="40"/>
+        </w:rPr>
+        <w:t>ue</w:t>
+      </w:r>
+      <w:r>
+        <w:rPr>
+          <w:sz w:val="40"/>
+          <w:szCs w:val="40"/>
+        </w:rPr>
         <w:t xml:space="preserve"> </w:t>
-      </w:r>
-      <w:r>
-        <w:rPr>
-          <w:sz w:val="40"/>
-          <w:szCs w:val="40"/>
-        </w:rPr>
-        <w:t xml:space="preserve">a. Treu </w:t>
       </w:r>
       <w:r>
         <w:rPr>
@@ -1860,6 +1895,7 @@
   <w:style w:type="character" w:default="1" w:styleId="DefaultParagraphFont">
     <w:name w:val="Default Paragraph Font"/>
     <w:uiPriority w:val="1"/>
+    <w:semiHidden/>
     <w:unhideWhenUsed/>
   </w:style>
   <w:style w:type="table" w:default="1" w:styleId="TableNormal">
